--- a/Interviews/A Life Less Ordinary-Quotes.docx
+++ b/Interviews/A Life Less Ordinary-Quotes.docx
@@ -1,6 +1,6 @@
 
 <file path=word/document.xml><?xml version="1.0" encoding="utf-8"?>
-<w:document xmlns:wpc="http://schemas.microsoft.com/office/word/2010/wordprocessingCanvas" xmlns:cx="http://schemas.microsoft.com/office/drawing/2014/chartex" xmlns:cx1="http://schemas.microsoft.com/office/drawing/2015/9/8/chartex" xmlns:cx2="http://schemas.microsoft.com/office/drawing/2015/10/21/chartex" xmlns:cx3="http://schemas.microsoft.com/office/drawing/2016/5/9/chartex" xmlns:cx4="http://schemas.microsoft.com/office/drawing/2016/5/10/chartex" xmlns:cx5="http://schemas.microsoft.com/office/drawing/2016/5/11/chartex" xmlns:cx6="http://schemas.microsoft.com/office/drawing/2016/5/12/chartex" xmlns:cx7="http://schemas.microsoft.com/office/drawing/2016/5/13/chartex" xmlns:cx8="http://schemas.microsoft.com/office/drawing/2016/5/14/chartex" xmlns:mc="http://schemas.openxmlformats.org/markup-compatibility/2006" xmlns:aink="http://schemas.microsoft.com/office/drawing/2016/ink" xmlns:am3d="http://schemas.microsoft.com/office/drawing/2017/model3d" xmlns:o="urn:schemas-microsoft-com:office:office" xmlns:r="http://schemas.openxmlformats.org/officeDocument/2006/relationships" xmlns:m="http://schemas.openxmlformats.org/officeDocument/2006/math" xmlns:v="urn:schemas-microsoft-com:vml" xmlns:wp14="http://schemas.microsoft.com/office/word/2010/wordprocessingDrawing" xmlns:wp="http://schemas.openxmlformats.org/drawingml/2006/wordprocessingDrawing" xmlns:w10="urn:schemas-microsoft-com:office:word" xmlns:w="http://schemas.openxmlformats.org/wordprocessingml/2006/main" xmlns:w14="http://schemas.microsoft.com/office/word/2010/wordml" xmlns:w15="http://schemas.microsoft.com/office/word/2012/wordml" xmlns:w16cid="http://schemas.microsoft.com/office/word/2016/wordml/cid" xmlns:w16se="http://schemas.microsoft.com/office/word/2015/wordml/symex" xmlns:wpg="http://schemas.microsoft.com/office/word/2010/wordprocessingGroup" xmlns:wpi="http://schemas.microsoft.com/office/word/2010/wordprocessingInk" xmlns:wne="http://schemas.microsoft.com/office/word/2006/wordml" xmlns:wps="http://schemas.microsoft.com/office/word/2010/wordprocessingShape" mc:Ignorable="w14 w15 w16se w16cid wp14">
+<w:document xmlns:wpc="http://schemas.microsoft.com/office/word/2010/wordprocessingCanvas" xmlns:cx="http://schemas.microsoft.com/office/drawing/2014/chartex" xmlns:cx1="http://schemas.microsoft.com/office/drawing/2015/9/8/chartex" xmlns:cx2="http://schemas.microsoft.com/office/drawing/2015/10/21/chartex" xmlns:cx3="http://schemas.microsoft.com/office/drawing/2016/5/9/chartex" xmlns:cx4="http://schemas.microsoft.com/office/drawing/2016/5/10/chartex" xmlns:cx5="http://schemas.microsoft.com/office/drawing/2016/5/11/chartex" xmlns:cx6="http://schemas.microsoft.com/office/drawing/2016/5/12/chartex" xmlns:cx7="http://schemas.microsoft.com/office/drawing/2016/5/13/chartex" xmlns:cx8="http://schemas.microsoft.com/office/drawing/2016/5/14/chartex" xmlns:mc="http://schemas.openxmlformats.org/markup-compatibility/2006" xmlns:aink="http://schemas.microsoft.com/office/drawing/2016/ink" xmlns:am3d="http://schemas.microsoft.com/office/drawing/2017/model3d" xmlns:o="urn:schemas-microsoft-com:office:office" xmlns:oel="http://schemas.microsoft.com/office/2019/extlst" xmlns:r="http://schemas.openxmlformats.org/officeDocument/2006/relationships" xmlns:m="http://schemas.openxmlformats.org/officeDocument/2006/math" xmlns:v="urn:schemas-microsoft-com:vml" xmlns:wp14="http://schemas.microsoft.com/office/word/2010/wordprocessingDrawing" xmlns:wp="http://schemas.openxmlformats.org/drawingml/2006/wordprocessingDrawing" xmlns:w10="urn:schemas-microsoft-com:office:word" xmlns:w="http://schemas.openxmlformats.org/wordprocessingml/2006/main" xmlns:w14="http://schemas.microsoft.com/office/word/2010/wordml" xmlns:w15="http://schemas.microsoft.com/office/word/2012/wordml" xmlns:w16cex="http://schemas.microsoft.com/office/word/2018/wordml/cex" xmlns:w16cid="http://schemas.microsoft.com/office/word/2016/wordml/cid" xmlns:w16="http://schemas.microsoft.com/office/word/2018/wordml" xmlns:w16du="http://schemas.microsoft.com/office/word/2023/wordml/word16du" xmlns:w16sdtdh="http://schemas.microsoft.com/office/word/2020/wordml/sdtdatahash" xmlns:w16sdtfl="http://schemas.microsoft.com/office/word/2024/wordml/sdtformatlock" xmlns:w16se="http://schemas.microsoft.com/office/word/2015/wordml/symex" xmlns:wpg="http://schemas.microsoft.com/office/word/2010/wordprocessingGroup" xmlns:wpi="http://schemas.microsoft.com/office/word/2010/wordprocessingInk" xmlns:wne="http://schemas.microsoft.com/office/word/2006/wordml" xmlns:wps="http://schemas.microsoft.com/office/word/2010/wordprocessingShape" mc:Ignorable="w14 w15 w16se w16cid w16 w16cex w16sdtdh w16sdtfl w16du wp14">
   <w:body>
     <w:p>
       <w:pPr>
@@ -21,8 +21,6 @@
     </w:p>
     <w:p/>
     <w:p>
-      <w:bookmarkStart w:id="0" w:name="_GoBack"/>
-      <w:bookmarkEnd w:id="0"/>
       <w:r>
         <w:t xml:space="preserve">PARTICIPANT 1: I would not describe myself as part of any elite. But the reason for that, I think, is that I'm retired, therefore, I'm not in an active professional role, and I don't think my role in society puts me into an elite position. But if you said, if you changed it and said, social elite, by which you meant rich people? Well, obviously, I've got more money than most of the people who live around here, apart from people in the street, because there are loads of people in the street have got more money than I have. But that, for me, therefore, it </w:t>
       </w:r>
@@ -116,7 +114,15 @@
       </w:r>
       <w:proofErr w:type="gramEnd"/>
       <w:r>
-        <w:t xml:space="preserve"> my father was, then inherited when my grandfather died, and when my father died in 1996 I inherited it from him. And literally, literally on his deathbed, because he died as a result of an operation, not that it, you know, he was, he couldn’t be [Missed] [01:13:49]. So, and on his </w:t>
+        <w:t xml:space="preserve"> my father was, then inherited when my grandfather died, and when my father died in </w:t>
+      </w:r>
+      <w:proofErr w:type="gramStart"/>
+      <w:r>
+        <w:t>1996</w:t>
+      </w:r>
+      <w:proofErr w:type="gramEnd"/>
+      <w:r>
+        <w:t xml:space="preserve"> I inherited it from him. And literally, literally on his deathbed, because he died as a result of an operation, not that it, you know, he was, he couldn’t be [Missed] [01:13:49]. So, and on his </w:t>
       </w:r>
       <w:proofErr w:type="gramStart"/>
       <w:r>
@@ -140,7 +146,13 @@
       </w:r>
       <w:proofErr w:type="gramEnd"/>
       <w:r>
-        <w:t xml:space="preserve"> you can’t now, you know, I’d never use it, and it’s quite interesting because somebody wrote to me the other day and said Sir Tom Shakespeare, and I hate that, absolutely hate it. And I said ‘please never call me that’, and I’ve never, ever used it, and I’m proud of that, that I’ve never, ever called myself that.</w:t>
+        <w:t xml:space="preserve"> you can’t now, you know, I’d never use it, and it’s quite interesting because somebody wrote to me the other day and said </w:t>
+      </w:r>
+      <w:r>
+        <w:t>X</w:t>
+      </w:r>
+      <w:r>
+        <w:t>, and I hate that, absolutely hate it. And I said ‘please never call me that’, and I’ve never, ever used it, and I’m proud of that, that I’ve never, ever called myself that.</w:t>
       </w:r>
     </w:p>
     <w:p>
@@ -180,15 +192,7 @@
       </w:r>
       <w:proofErr w:type="gramEnd"/>
       <w:r>
-        <w:t xml:space="preserve"> that’s interesting. </w:t>
-      </w:r>
-      <w:proofErr w:type="gramStart"/>
-      <w:r>
-        <w:t>It</w:t>
-      </w:r>
-      <w:proofErr w:type="gramEnd"/>
-      <w:r>
-        <w:t xml:space="preserve"> kind of reminds me of what you talked about earlier, that sense of almost contradiction between the background you’ve had and the life that you [Missed] [01:15:31]-</w:t>
+        <w:t xml:space="preserve"> that’s interesting. It kind of reminds me of what you talked about earlier, that sense of almost contradiction between the background you’ve had and the life that you [Missed] [01:15:31]-</w:t>
       </w:r>
     </w:p>
     <w:p>
@@ -203,15 +207,13 @@
     </w:p>
     <w:p>
       <w:r>
-        <w:t xml:space="preserve">PARTICIPANT: And it, you know, it’s like well Wikipedia says, you know, ‘Tom Shakespeare, baronet, prefers to be called Prof’, or whatever it is, and yeah, and </w:t>
-      </w:r>
-      <w:proofErr w:type="gramStart"/>
-      <w:r>
-        <w:t>yeah</w:t>
-      </w:r>
-      <w:proofErr w:type="gramEnd"/>
-      <w:r>
-        <w:t xml:space="preserve"> I can’t pretend it doesn’t exist but it doesn’t define me.</w:t>
+        <w:t>PARTICIPANT: And it, you know, it’s like well Wikipedia says, you know, ‘</w:t>
+      </w:r>
+      <w:r>
+        <w:t>X</w:t>
+      </w:r>
+      <w:r>
+        <w:t>, baronet, prefers to be called Prof’, or whatever it is, and yeah, and yeah I can’t pretend it doesn’t exist but it doesn’t define me.</w:t>
       </w:r>
     </w:p>
     <w:p/>
@@ -232,13 +234,8 @@
     <w:p/>
     <w:p>
       <w:r>
-        <w:t xml:space="preserve">PARTICIPANT 1: Well, you're the one who bought the elite up again. I didn't think it was important. Practices, healthy, unhealthy, I don't know. But since one tends to mix with one's own groups, peers and so forth, except when I go to the pub on a Friday evening, I don't really regard it as that. If I go to the Athenaeum they're all, many of them, much more distinguished than I am. Right. </w:t>
-      </w:r>
-      <w:proofErr w:type="spellStart"/>
-      <w:r>
-        <w:t>So.</w:t>
-      </w:r>
-      <w:proofErr w:type="spellEnd"/>
+        <w:t>PARTICIPANT 1: Well, you're the one who bought the elite up again. I didn't think it was important. Practices, healthy, unhealthy, I don't know. But since one tends to mix with one's own groups, peers and so forth, except when I go to the pub on a Friday evening, I don't really regard it as that. If I go to the Athenaeum they're all, many of them, much more distinguished than I am. Right. So.</w:t>
+      </w:r>
     </w:p>
     <w:p/>
     <w:p>
@@ -264,15 +261,7 @@
     <w:p>
       <w:r>
         <w:lastRenderedPageBreak/>
-        <w:t xml:space="preserve">PARTICIPANT 1: Oh, I don't see myself as elite, not at all. And the funny thing is, in the Who's Who that I've got, which is the 2012 one, my cousin the judge is in it, she's just above me, she's Kali Kaul [?] [01:20:38], and her father was the first ever Asian ever in this country to get an OBE. As I recall, for services to television. He was a presenter. And I only agreed to my name going in there because I wanted to see my father's name in print. Because you have to say who your father and mother are. But I'm not elite. I'm not elite at all. And I don't actually use my title, Dame. I thought it would open all sorts of doors for me at restaurants, but when I booked, when I tried to book a table and I said Dame Rena </w:t>
-      </w:r>
-      <w:proofErr w:type="spellStart"/>
-      <w:r>
-        <w:t>Keele</w:t>
-      </w:r>
-      <w:proofErr w:type="spellEnd"/>
-      <w:r>
-        <w:t>, and they'd say, "is that Jane?", so I usually just say Rena, or doctor. Doctor's much easier, people understand doctor. But if I'm with academics, I'll use my doctor title.</w:t>
+        <w:t>PARTICIPANT 1: Oh, I don't see myself as elite, not at all. And the funny thing is, in the Who's Who that I've got, which is the 2012 one, my cousin the judge is in it, she's just above me, she's Kali Kaul [?] [01:20:38], and her father was the first ever Asian ever in this country to get an OBE. As I recall, for services to television. He was a presenter. And I only agreed to my name going in there because I wanted to see my father's name in print. Because you have to say who your father and mother are. But I'm not elite. I'm not elite at all. And I don't actually use my title, Dame. I thought it would open all sorts of doors for me at restaurants, but when I booked, when I tried to book a table and I said Dame Rena Keele, and they'd say, "is that Jane?", so I usually just say Rena, or doctor. Doctor's much easier, people understand doctor. But if I'm with academics, I'll use my doctor title.</w:t>
       </w:r>
     </w:p>
     <w:p/>
@@ -364,25 +353,25 @@
       </w:r>
       <w:proofErr w:type="gramEnd"/>
       <w:r>
-        <w:t xml:space="preserve"> I don’t think I fit that particularly well. Obviously much more of an outsider, but having managed to establish myself – well, I managed to get into Who’s Who – otherwise we wouldn’t be having this interview. And I managed to get into it some years ago. I don’t know how many years ago it was. I think it’s because I got an MBE. And I got an MBE, I think, because I was a member of a commission, a national commission – </w:t>
-      </w:r>
-      <w:proofErr w:type="spellStart"/>
-      <w:r>
-        <w:t>Bhikhu</w:t>
-      </w:r>
-      <w:proofErr w:type="spellEnd"/>
-      <w:r>
-        <w:t xml:space="preserve"> Parekh was the chair, and as you know, I already had this close relationship with him – and as you also know, I said I had quite a good relationship with New Labour. </w:t>
-      </w:r>
-    </w:p>
-    <w:p>
-      <w:proofErr w:type="gramStart"/>
-      <w:r>
-        <w:t>So</w:t>
-      </w:r>
-      <w:proofErr w:type="gramEnd"/>
-      <w:r>
-        <w:t xml:space="preserve"> I think he must have recommended to the New Labour government – through the Civil Service, you fill in a form and so on – he must have recommended a number of us who sat on the commission because when I got my MBE, so did a friend who also was on the commission. </w:t>
+        <w:t xml:space="preserve"> I don’t think I fit that particularly well. Obviously much more of an outsider, but having managed to establish myself – well, I managed to get into Who’s Who – otherwise we wouldn’t be having this interview. And I managed to get into it some years ago. I don’t know how many years ago it was. I think it’s because I got an MBE. And I got an MBE, I think, because I was a member of a commission, a national commission – Bhikhu Parekh was the chair, and as you know, I already had this close relationship with him – and as you also know, I said I had quite a good relationship with New Labour. </w:t>
+      </w:r>
+    </w:p>
+    <w:p>
+      <w:proofErr w:type="gramStart"/>
+      <w:r>
+        <w:t>So</w:t>
+      </w:r>
+      <w:proofErr w:type="gramEnd"/>
+      <w:r>
+        <w:t xml:space="preserve"> I think he must have recommended to the New Labour government – through the Civil Service, you fill in a form and so on – he must have recommended </w:t>
+      </w:r>
+      <w:proofErr w:type="gramStart"/>
+      <w:r>
+        <w:t>a number of</w:t>
+      </w:r>
+      <w:proofErr w:type="gramEnd"/>
+      <w:r>
+        <w:t xml:space="preserve"> us who sat on the commission because when I got my MBE, so did a friend who also was on the commission. </w:t>
       </w:r>
       <w:proofErr w:type="gramStart"/>
       <w:r>
@@ -411,7 +400,15 @@
       </w:r>
       <w:proofErr w:type="gramEnd"/>
       <w:r>
-        <w:t xml:space="preserve"> my effect is all, if you like, very, very work-based. But not narrowly ivory tower work-based.</w:t>
+        <w:t xml:space="preserve"> my effect is all, if you like, very, very </w:t>
+      </w:r>
+      <w:proofErr w:type="gramStart"/>
+      <w:r>
+        <w:t>work-based</w:t>
+      </w:r>
+      <w:proofErr w:type="gramEnd"/>
+      <w:r>
+        <w:t>. But not narrowly ivory tower work-based.</w:t>
       </w:r>
     </w:p>
     <w:p/>
@@ -433,7 +430,15 @@
       </w:r>
       <w:proofErr w:type="gramEnd"/>
       <w:r>
-        <w:t xml:space="preserve"> my effect is all, if you like, very, very work-based. But not narrowly ivory tower work-based. </w:t>
+        <w:t xml:space="preserve"> my effect is all, if you like, very, very </w:t>
+      </w:r>
+      <w:proofErr w:type="gramStart"/>
+      <w:r>
+        <w:t>work-based</w:t>
+      </w:r>
+      <w:proofErr w:type="gramEnd"/>
+      <w:r>
+        <w:t xml:space="preserve">. But not narrowly ivory tower work-based. </w:t>
       </w:r>
     </w:p>
     <w:p>
@@ -517,15 +522,7 @@
     <w:p>
       <w:r>
         <w:lastRenderedPageBreak/>
-        <w:t xml:space="preserve">PARTICIPANT: [laughs] Do you know what, I have a very thick skin now with all of this nonsense and what people come out with, I just, the people who are being critical are doing absolutely nothing, I find, to break down barriers. I’m very happy to have a conversation with someone who actually is campaigning for something worthwhile, but the criticism never comes from them. It’s people who are on the </w:t>
-      </w:r>
-      <w:proofErr w:type="spellStart"/>
-      <w:r>
-        <w:t>sidelines</w:t>
-      </w:r>
-      <w:proofErr w:type="spellEnd"/>
-      <w:r>
-        <w:t xml:space="preserve"> doing nothing! </w:t>
+        <w:t xml:space="preserve">PARTICIPANT: [laughs] Do you know what, I have a very thick skin now with all of this nonsense and what people come out with, I just, the people who are being critical are doing absolutely nothing, I find, to break down barriers. I’m very happy to have a conversation with someone who actually is campaigning for something worthwhile, but the criticism never comes from them. It’s people who are on the sidelines doing nothing! </w:t>
       </w:r>
       <w:proofErr w:type="gramStart"/>
       <w:r>
@@ -608,15 +605,23 @@
     <w:p/>
     <w:p>
       <w:r>
-        <w:t xml:space="preserve">INTERVIEWER: And you mentioned you have this feeling sometimes that </w:t>
-      </w:r>
-      <w:proofErr w:type="gramStart"/>
-      <w:r>
-        <w:t>you're</w:t>
-      </w:r>
-      <w:proofErr w:type="gramEnd"/>
-      <w:r>
-        <w:t xml:space="preserve"> part of this particular tranche, like of society, when, could you give an example of that?</w:t>
+        <w:t xml:space="preserve">INTERVIEWER: And you mentioned you have this feeling sometimes that you're part of this </w:t>
+      </w:r>
+      <w:proofErr w:type="gramStart"/>
+      <w:r>
+        <w:t>particular tranche</w:t>
+      </w:r>
+      <w:proofErr w:type="gramEnd"/>
+      <w:r>
+        <w:t xml:space="preserve">, like of society, </w:t>
+      </w:r>
+      <w:proofErr w:type="gramStart"/>
+      <w:r>
+        <w:t>when,</w:t>
+      </w:r>
+      <w:proofErr w:type="gramEnd"/>
+      <w:r>
+        <w:t xml:space="preserve"> could you give an example of that?</w:t>
       </w:r>
     </w:p>
     <w:p/>
@@ -628,15 +633,7 @@
     <w:p/>
     <w:p>
       <w:r>
-        <w:t xml:space="preserve">P: And I’d say, “Oh, I’m in the law.” And I’d just sort of leave it at that vaguely, and it was only really when I felt comfortable enough to say, “You know, actually, I’m a judge”, because I don’t want people to have a, have a preconception about me. So yeah. </w:t>
-      </w:r>
-      <w:proofErr w:type="gramStart"/>
-      <w:r>
-        <w:t>So</w:t>
-      </w:r>
-      <w:proofErr w:type="gramEnd"/>
-      <w:r>
-        <w:t xml:space="preserve"> when I do kind of feel like that is when I feel part of an elite is when I meet people I don’t know, or if I’m at something, a sort of social gathering at a certain level, and people say, “What do you do?” and I say, “Well, I’m a judge” and then, yes. </w:t>
+        <w:t xml:space="preserve">P: And I’d say, “Oh, I’m in the law.” And I’d just sort of leave it at that vaguely, and it was only really when I felt comfortable enough to say, “You know, actually, I’m a judge”, because I don’t want people to have a, have a preconception about me. So yeah. So when I do kind of feel like that is when I feel part of an elite is when I meet people I don’t know, or if I’m at something, a sort of social gathering at a certain level, and people say, “What do you do?” and I say, “Well, I’m a judge” and then, yes. </w:t>
       </w:r>
     </w:p>
     <w:p/>
@@ -670,7 +667,15 @@
       </w:r>
       <w:proofErr w:type="gramEnd"/>
       <w:r>
-        <w:t xml:space="preserve"> I think those words make me really nervous [0:54:05.1?]. Just make me really uncomfortable, because I just see, we all have two legs, two arms, one head and we all [0:54:15.0] [missed]. At the point, the whole thing is about doing what you [0:54:17.8] [missed].</w:t>
+        <w:t xml:space="preserve"> I think those words make me </w:t>
+      </w:r>
+      <w:proofErr w:type="gramStart"/>
+      <w:r>
+        <w:t>really nervous</w:t>
+      </w:r>
+      <w:proofErr w:type="gramEnd"/>
+      <w:r>
+        <w:t xml:space="preserve"> [0:54:05.1?]. Just make me really uncomfortable, because I just see, we all have two legs, two arms, one head and we all [0:54:15.0] [missed]. At the point, the whole thing is about doing what you [0:54:17.8] [missed].</w:t>
       </w:r>
     </w:p>
     <w:p>
@@ -733,11 +738,11 @@
     <w:p/>
     <w:p>
       <w:r>
-        <w:t xml:space="preserve">PARTICIPANT 1: Yes. Well, social background. It depends on what you mean by an understanding of class. But anyway, but it was definitely </w:t>
-      </w:r>
-      <w:proofErr w:type="gramStart"/>
-      <w:r>
-        <w:t>differences</w:t>
+        <w:t xml:space="preserve">PARTICIPANT 1: Yes. Well, social background. It depends on what you mean by an understanding of class. But anyway, but it was </w:t>
+      </w:r>
+      <w:proofErr w:type="gramStart"/>
+      <w:r>
+        <w:t>definitely differences</w:t>
       </w:r>
       <w:proofErr w:type="gramEnd"/>
       <w:r>
@@ -972,23 +977,7 @@
     </w:p>
     <w:p>
       <w:r>
-        <w:t xml:space="preserve">Plus, for what it's worth, my uncle is, it’s </w:t>
-      </w:r>
-      <w:proofErr w:type="spellStart"/>
-      <w:r>
-        <w:t>gonna</w:t>
-      </w:r>
-      <w:proofErr w:type="spellEnd"/>
-      <w:r>
-        <w:t xml:space="preserve"> sound badly, is kind of communist at heart; he was quite happy for there not to be wealth passing down because it wouldn't have fit within his principles. And he's </w:t>
-      </w:r>
-      <w:proofErr w:type="gramStart"/>
-      <w:r>
-        <w:t>head</w:t>
-      </w:r>
-      <w:proofErr w:type="gramEnd"/>
-      <w:r>
-        <w:t xml:space="preserve"> of the family. So, he happily paid the 40% inheritance tax and didn't want to renew the lease because he has principled position on that level of wealth not passing through generations, and rather give it to state.</w:t>
+        <w:t>Plus, for what it's worth, my uncle is, it’s gonna sound badly, is kind of communist at heart; he was quite happy for there not to be wealth passing down because it wouldn't have fit within his principles. And he's head of the family. So, he happily paid the 40% inheritance tax and didn't want to renew the lease because he has principled position on that level of wealth not passing through generations, and rather give it to state.</w:t>
       </w:r>
     </w:p>
     <w:p/>
@@ -1101,45 +1090,13 @@
     <w:p/>
     <w:p>
       <w:r>
-        <w:t xml:space="preserve">PARTICIPANT: Oh no </w:t>
-      </w:r>
-      <w:proofErr w:type="spellStart"/>
-      <w:r>
-        <w:t>no</w:t>
-      </w:r>
-      <w:proofErr w:type="spellEnd"/>
-      <w:r>
-        <w:t xml:space="preserve"> </w:t>
-      </w:r>
-      <w:proofErr w:type="spellStart"/>
-      <w:r>
-        <w:t>no</w:t>
-      </w:r>
-      <w:proofErr w:type="spellEnd"/>
-      <w:r>
-        <w:t xml:space="preserve"> </w:t>
-      </w:r>
-      <w:proofErr w:type="spellStart"/>
-      <w:r>
-        <w:t>no</w:t>
-      </w:r>
-      <w:proofErr w:type="spellEnd"/>
-      <w:r>
-        <w:t xml:space="preserve">, I mean as soon as you’re Black in the UK you’re working class, and it was automatically assumed that’s what I would be. And I think in terms of finances and earning, I think that’s basically where I’ve landed up. </w:t>
-      </w:r>
-    </w:p>
-    <w:p/>
-    <w:p>
-      <w:r>
-        <w:t xml:space="preserve">P: You know, I’m not, I have a little flat in London but I only own a little bit of it, it’s, I don’t have, I look around at my contemporaries from university and they have financially very </w:t>
-      </w:r>
-      <w:proofErr w:type="spellStart"/>
-      <w:r>
-        <w:t>very</w:t>
-      </w:r>
-      <w:proofErr w:type="spellEnd"/>
-      <w:r>
-        <w:t xml:space="preserve"> different lives, and I don’t think I’ve done badly, but I certainly haven’t done, you know, I’m certainly not part, if I’d stayed or if I’d worked all the way through here and probably married somebody here, I would have had a very different life, I think. But I’m, yeah, I’m so socially, culturally, maybe mentally I’m part of a sort of artistic lower </w:t>
+        <w:t xml:space="preserve">PARTICIPANT: Oh no no no no, I mean as soon as you’re Black in the UK you’re working class, and it was automatically assumed that’s what I would be. And I think in terms of finances and earning, I think that’s basically where I’ve landed up. </w:t>
+      </w:r>
+    </w:p>
+    <w:p/>
+    <w:p>
+      <w:r>
+        <w:t xml:space="preserve">P: You know, I’m not, I have a little flat in London but I only own a little bit of it, it’s, I don’t have, I look around at my contemporaries from university and they have financially very very different lives, and I don’t think I’ve done badly, but I certainly haven’t done, you know, I’m certainly not part, if I’d stayed or if I’d worked all the way through here and probably married somebody here, I would have had a very different life, I think. But I’m, yeah, I’m so socially, culturally, maybe mentally I’m part of a sort of artistic lower </w:t>
       </w:r>
       <w:proofErr w:type="gramStart"/>
       <w:r>
@@ -1252,7 +1209,15 @@
       </w:r>
       <w:proofErr w:type="gramEnd"/>
       <w:r>
-        <w:t xml:space="preserve"> kind of creative intellectual across the boards thing. </w:t>
+        <w:t xml:space="preserve"> kind of creative intellectual across the </w:t>
+      </w:r>
+      <w:proofErr w:type="gramStart"/>
+      <w:r>
+        <w:t>boards</w:t>
+      </w:r>
+      <w:proofErr w:type="gramEnd"/>
+      <w:r>
+        <w:t xml:space="preserve"> thing. </w:t>
       </w:r>
       <w:proofErr w:type="gramStart"/>
       <w:r>
@@ -1279,15 +1244,7 @@
     </w:p>
     <w:p>
       <w:r>
-        <w:t xml:space="preserve">Well, in my experience, it's much easier now. But that is certainly the case, in the legal profession. Because it's much easier. If you come from a disadvantaged background, as long as you've got the ability. You have many more women, many more </w:t>
-      </w:r>
-      <w:proofErr w:type="spellStart"/>
-      <w:r>
-        <w:t>more</w:t>
-      </w:r>
-      <w:proofErr w:type="spellEnd"/>
-      <w:r>
-        <w:t xml:space="preserve"> non-white people, many more people from different social backgrounds at the bar than was the case. But that is a development over maybe the last 30 years.</w:t>
+        <w:t>Well, in my experience, it's much easier now. But that is certainly the case, in the legal profession. Because it's much easier. If you come from a disadvantaged background, as long as you've got the ability. You have many more women, many more more non-white people, many more people from different social backgrounds at the bar than was the case. But that is a development over maybe the last 30 years.</w:t>
       </w:r>
     </w:p>
     <w:p>
@@ -1359,15 +1316,7 @@
         <w:t>X</w:t>
       </w:r>
       <w:r>
-        <w:t xml:space="preserve">, and to begin with, I was the only woman of colour, I was the only Muslim person in the whole organisation—a small organisation but the only Muslim—and so I was able to bring that to the table, something that nobody in that organisation had experience of, and it was, in fact you know, next week I’m seeing the chief exec and they’ve set up—and we’ve been talking about it for quite a few years and it’s finally, we were talking about equality and diversity, and so we’ve so the committee’s been set up and I had been, you know, I was talking about that basically from the day I started that organisation, and it was a new organisation, it was a new setup so it was </w:t>
-      </w:r>
-      <w:proofErr w:type="spellStart"/>
-      <w:r>
-        <w:t>gonna</w:t>
-      </w:r>
-      <w:proofErr w:type="spellEnd"/>
-      <w:r>
-        <w:t xml:space="preserve"> take some time.</w:t>
+        <w:t>, and to begin with, I was the only woman of colour, I was the only Muslim person in the whole organisation—a small organisation but the only Muslim—and so I was able to bring that to the table, something that nobody in that organisation had experience of, and it was, in fact you know, next week I’m seeing the chief exec and they’ve set up—and we’ve been talking about it for quite a few years and it’s finally, we were talking about equality and diversity, and so we’ve so the committee’s been set up and I had been, you know, I was talking about that basically from the day I started that organisation, and it was a new organisation, it was a new setup so it was gonna take some time.</w:t>
       </w:r>
     </w:p>
     <w:p>
@@ -1489,15 +1438,7 @@
     <w:p/>
     <w:p>
       <w:r>
-        <w:t xml:space="preserve">INTERVIEWER 1: And the last big question. Some people would consider reaching the Who's Who as a quintessential marker of joining the British elite. How does that word 'elite' land with </w:t>
-      </w:r>
-      <w:proofErr w:type="gramStart"/>
-      <w:r>
-        <w:t>you.</w:t>
-      </w:r>
-      <w:proofErr w:type="gramEnd"/>
-      <w:r>
-        <w:t xml:space="preserve"> Do you consider yourself part of that? And if not, why not? And if so, why so.</w:t>
+        <w:t>INTERVIEWER 1: And the last big question. Some people would consider reaching the Who's Who as a quintessential marker of joining the British elite. How does that word 'elite' land with you. Do you consider yourself part of that? And if not, why not? And if so, why so.</w:t>
       </w:r>
     </w:p>
     <w:p/>
@@ -1515,15 +1456,7 @@
     <w:p/>
     <w:p>
       <w:r>
-        <w:t xml:space="preserve">PARTICIPANT 1: </w:t>
-      </w:r>
-      <w:proofErr w:type="gramStart"/>
-      <w:r>
-        <w:t>Of course</w:t>
-      </w:r>
-      <w:proofErr w:type="gramEnd"/>
-      <w:r>
-        <w:t xml:space="preserve"> there are elites. One of the things that's very interesting and notable about the UK, and particularly England, is that there are [01:14:56] [Missed] elites, and actually they don't all feed into each other, and support each other, and reinforce each other. But there's a sense in which having a certain amount of power, however earned, does also bring with it a certain amount of responsibility, I think.</w:t>
+        <w:t>PARTICIPANT 1: Of course there are elites. One of the things that's very interesting and notable about the UK, and particularly England, is that there are [01:14:56] [Missed] elites, and actually they don't all feed into each other, and support each other, and reinforce each other. But there's a sense in which having a certain amount of power, however earned, does also bring with it a certain amount of responsibility, I think.</w:t>
       </w:r>
     </w:p>
     <w:p/>
@@ -1687,15 +1620,7 @@
     </w:p>
     <w:p>
       <w:r>
-        <w:t xml:space="preserve">And so, “Who's Who”, you know, whether you call it the establishment, whether you call it the elite. The fact is, we are contributing now to the heart of British society, in doing stuff which we need, we collectively need doing, and that should be recognised. And it's not about me; it's about </w:t>
-      </w:r>
-      <w:proofErr w:type="spellStart"/>
-      <w:r>
-        <w:t>about</w:t>
-      </w:r>
-      <w:proofErr w:type="spellEnd"/>
-      <w:r>
-        <w:t xml:space="preserve"> a name being there. It’s about role models.</w:t>
+        <w:t>And so, “Who's Who”, you know, whether you call it the establishment, whether you call it the elite. The fact is, we are contributing now to the heart of British society, in doing stuff which we need, we collectively need doing, and that should be recognised. And it's not about me; it's about about a name being there. It’s about role models.</w:t>
       </w:r>
     </w:p>
     <w:p>
@@ -1740,15 +1665,7 @@
     </w:p>
     <w:p>
       <w:r>
-        <w:t xml:space="preserve">There are schemes to help socially disadvantaged people, which means you have working class people. So, there's just more awareness now. There's also a more of a belief that actually, there needs to be change. Because I think maybe 50 years ago, people thought, we can't let working class, we can't let these people in, as in a way that it's </w:t>
-      </w:r>
-      <w:proofErr w:type="spellStart"/>
-      <w:r>
-        <w:t>gonna</w:t>
-      </w:r>
-      <w:proofErr w:type="spellEnd"/>
-      <w:r>
-        <w:t xml:space="preserve"> get worse and it's not a good thing.</w:t>
+        <w:t>There are schemes to help socially disadvantaged people, which means you have working class people. So, there's just more awareness now. There's also a more of a belief that actually, there needs to be change. Because I think maybe 50 years ago, people thought, we can't let working class, we can't let these people in, as in a way that it's gonna get worse and it's not a good thing.</w:t>
       </w:r>
     </w:p>
     <w:p>
@@ -1932,7 +1849,39 @@
       </w:r>
       <w:proofErr w:type="gramEnd"/>
       <w:r>
-        <w:t xml:space="preserve"> over my lifetime we’ve had you know, higher education has opened up, although that’s closed down a bit more now, with having to pay, but there was a period of time where you get a full grant and your local </w:t>
+        <w:t xml:space="preserve"> over my lifetime we’ve had you know, higher education has </w:t>
+      </w:r>
+      <w:proofErr w:type="gramStart"/>
+      <w:r>
+        <w:t>opened up</w:t>
+      </w:r>
+      <w:proofErr w:type="gramEnd"/>
+      <w:r>
+        <w:t xml:space="preserve">, although that’s </w:t>
+      </w:r>
+      <w:proofErr w:type="gramStart"/>
+      <w:r>
+        <w:t>closed down</w:t>
+      </w:r>
+      <w:proofErr w:type="gramEnd"/>
+      <w:r>
+        <w:t xml:space="preserve"> a bit more now, with having to pay, but there was </w:t>
+      </w:r>
+      <w:proofErr w:type="gramStart"/>
+      <w:r>
+        <w:t>a period of time</w:t>
+      </w:r>
+      <w:proofErr w:type="gramEnd"/>
+      <w:r>
+        <w:t xml:space="preserve"> where you get a full </w:t>
+      </w:r>
+      <w:proofErr w:type="gramStart"/>
+      <w:r>
+        <w:t>grant</w:t>
+      </w:r>
+      <w:proofErr w:type="gramEnd"/>
+      <w:r>
+        <w:t xml:space="preserve"> and your local </w:t>
       </w:r>
       <w:r>
         <w:lastRenderedPageBreak/>
@@ -2004,7 +1953,15 @@
       </w:r>
       <w:proofErr w:type="gramEnd"/>
       <w:r>
-        <w:t xml:space="preserve"> the last three questions are more topical but you know, draw on your lived experience, your observations, the first one is, do you think it’s become harder or easier for people from disadvantaged backgrounds—whatever that might mean—to succeed in British society? And do you think this has changed over your lifetime?</w:t>
+        <w:t xml:space="preserve"> the last three questions are more </w:t>
+      </w:r>
+      <w:proofErr w:type="gramStart"/>
+      <w:r>
+        <w:t>topical</w:t>
+      </w:r>
+      <w:proofErr w:type="gramEnd"/>
+      <w:r>
+        <w:t xml:space="preserve"> but you know, draw on your lived experience, your observations, the first one is, do you think it’s become harder or easier for people from disadvantaged backgrounds—whatever that might mean—to succeed in British society? And do you think this has changed over your lifetime?</w:t>
       </w:r>
     </w:p>
     <w:p>
@@ -2025,13 +1982,8 @@
         <w:pStyle w:val="Heading2"/>
       </w:pPr>
       <w:r>
-        <w:t xml:space="preserve">Elites claiming </w:t>
-      </w:r>
-      <w:proofErr w:type="spellStart"/>
-      <w:r>
-        <w:t>eliteness</w:t>
-      </w:r>
-      <w:proofErr w:type="spellEnd"/>
+        <w:t>Elites claiming eliteness</w:t>
+      </w:r>
     </w:p>
     <w:p/>
     <w:p>
@@ -2115,58 +2067,7 @@
         <w:t xml:space="preserve"> </w:t>
       </w:r>
       <w:r>
-        <w:t>a very male world, so I'll come back on to the girls, which actually was a very important</w:t>
-      </w:r>
-      <w:r>
-        <w:t xml:space="preserve"> </w:t>
-      </w:r>
-      <w:r>
-        <w:t>feature.</w:t>
-      </w:r>
-      <w:r>
-        <w:t xml:space="preserve"> </w:t>
-      </w:r>
-      <w:r>
-        <w:t>The ... and everything was open to you.</w:t>
-      </w:r>
-      <w:r>
-        <w:t xml:space="preserve"> </w:t>
-      </w:r>
-      <w:r>
-        <w:t>We'd, we'd been, seen something of the</w:t>
-      </w:r>
-      <w:r>
-        <w:t xml:space="preserve"> </w:t>
-      </w:r>
-      <w:r>
-        <w:t>world.</w:t>
-      </w:r>
-      <w:r>
-        <w:t xml:space="preserve"> </w:t>
-      </w:r>
-      <w:r>
-        <w:t>Those of us who had had, as good a training as you had at Winchester, frankly could</w:t>
-      </w:r>
-      <w:r>
-        <w:t xml:space="preserve"> </w:t>
-      </w:r>
-      <w:r>
-        <w:t>do, could get by on a minimum of work.</w:t>
-      </w:r>
-      <w:r>
-        <w:t xml:space="preserve"> </w:t>
-      </w:r>
-      <w:r>
-        <w:t>If you hadn't been to as good a school, then you</w:t>
-      </w:r>
-      <w:r>
-        <w:t xml:space="preserve"> </w:t>
-      </w:r>
-      <w:r>
-        <w:t>probably had to work harder.</w:t>
-      </w:r>
-      <w:r>
-        <w:t xml:space="preserve"> </w:t>
+        <w:t xml:space="preserve">a very male world, so I'll come back on to the girls, which actually was a very important feature. The ... and everything was open to you. We'd, we'd been, seen something of the world. Those of us who had had, as good a training as you had at Winchester, frankly could do, could get by on a minimum of work. If you hadn't been to as good a school, then you probably had to work harder. </w:t>
       </w:r>
       <w:proofErr w:type="gramStart"/>
       <w:r>
@@ -2234,7 +2135,15 @@
       </w:r>
       <w:proofErr w:type="gramEnd"/>
       <w:r>
-        <w:t xml:space="preserve"> a number of the houses are the same. And ours was a three-storey house, and it had a garden to it, as I say large enough to run around and play cricket in the back. And we had at that stage, I mean it sounds terribly ritzy now, I remember my parents had a cook and a.</w:t>
+        <w:t xml:space="preserve"> </w:t>
+      </w:r>
+      <w:proofErr w:type="gramStart"/>
+      <w:r>
+        <w:t>a number of</w:t>
+      </w:r>
+      <w:proofErr w:type="gramEnd"/>
+      <w:r>
+        <w:t xml:space="preserve"> the houses are the same. And ours was a three-storey house, and it had a garden to it, as I say large enough to run around and play cricket in the back. And we had at that stage, I mean it sounds terribly ritzy now, I remember my parents had a cook and a.</w:t>
       </w:r>
       <w:proofErr w:type="gramStart"/>
       <w:r>
@@ -2242,317 +2151,147 @@
       </w:r>
       <w:proofErr w:type="gramEnd"/>
       <w:r>
-        <w:t xml:space="preserve"> think she was probably called a house parlour maid or something like this, but they lived on the top floor, and we had a room on the top floor. I think there was probably only one bathroom in the house at that stage. And these two women as I say each had their own room at the top, and my brother and I shared a room at the top, and on the next floor down my parents had a bedroom, and there was a study which we used quite a lot. And there was a spare room there, and a bathroom there. And then on the ground floor, which actually was up a little bit because there was a floor below that which looked out onto the garden, but really the main ground floor there was a large, really </w:t>
-      </w:r>
-      <w:proofErr w:type="gramStart"/>
-      <w:r>
-        <w:t>quite</w:t>
-      </w:r>
-      <w:proofErr w:type="gramEnd"/>
-      <w:r>
-        <w:t xml:space="preserve"> a large drawing-room which ran the length of the house, and on the other side there was another large room, which was a dining...well, it was a dining-room. And the kitchen was below, and there was a funny little lift that brought up food. But as I say, they weren't well off but we had these servants and that time.</w:t>
-      </w:r>
-    </w:p>
-    <w:p>
-      <w:pPr>
-        <w:pBdr>
-          <w:bottom w:val="single" w:sz="12" w:space="1" w:color="auto"/>
-        </w:pBdr>
-      </w:pPr>
-    </w:p>
-    <w:p/>
-    <w:p/>
-    <w:p>
-      <w:r>
-        <w:t>I suppose you would describe them as upper middle-class Midlands professional would be</w:t>
+        <w:t xml:space="preserve"> think she was probably called a house parlour maid or something like this, but they lived on the top floor, and we had a room on the top floor. I think there was probably only one bathroom in the house at that stage. And these two women as I say each had their own room at the top, and my brother and I shared a room at the top, and on the next floor down my parents had a bedroom, and there was a study which we used quite a lot. And there was a spare room there, and a bathroom there. And then on the ground floor, which actually was up a little bit because there was a floor below that which looked out onto the garden, but really the main ground floor there was a large, really quite a large drawing-room which ran the length of the house, and on the other side there was another large room, which was a dining...well, it was a dining-room. And the kitchen was below, and there was a funny little lift that brought up food. But as I say, they weren't well off but we had these servants and that time.</w:t>
+      </w:r>
+    </w:p>
+    <w:p>
+      <w:pPr>
+        <w:pBdr>
+          <w:bottom w:val="single" w:sz="12" w:space="1" w:color="auto"/>
+        </w:pBdr>
+      </w:pPr>
+    </w:p>
+    <w:p/>
+    <w:p/>
+    <w:p>
+      <w:r>
+        <w:t>I suppose you would describe them as upper middle-class Midlands professional would be the sort of bracket. That's the bracket I think they would like to be put in, so it's probably reasonably fair. Mummy was very clever, and went to Birmingham University and read science, which in those days for a woman was fairly unusual</w:t>
+      </w:r>
+    </w:p>
+    <w:p/>
+    <w:p>
+      <w:pPr>
+        <w:pBdr>
+          <w:bottom w:val="single" w:sz="12" w:space="1" w:color="auto"/>
+        </w:pBdr>
+      </w:pPr>
+    </w:p>
+    <w:p/>
+    <w:p/>
+    <w:p>
+      <w:r>
+        <w:t xml:space="preserve">And I like the army. And I like the army because you met people from all different sorts of walks of life, and having been at grammar schools and St. Paul's, I’d had a </w:t>
+      </w:r>
+      <w:proofErr w:type="gramStart"/>
+      <w:r>
+        <w:t>fairly protected</w:t>
+      </w:r>
+      <w:proofErr w:type="gramEnd"/>
+      <w:r>
+        <w:t xml:space="preserve"> middle class, upper </w:t>
+      </w:r>
+      <w:proofErr w:type="gramStart"/>
+      <w:r>
+        <w:t>middle class</w:t>
+      </w:r>
+      <w:proofErr w:type="gramEnd"/>
+      <w:r>
+        <w:t xml:space="preserve"> life, if you like, surround. And you certainly met people from a whole different range of activities, lives, experiences and classes, and it was a very class divided society in those days, and that was good in itself. And I think that's something-, those who did national service in the 50s had a slight flavour of people who served in the war, not quite the same as fighting day by day, but the comradeship, the coming together, and all of that was very much part of army life and I enjoyed it.</w:t>
+      </w:r>
+    </w:p>
+    <w:p/>
+    <w:p>
+      <w:pPr>
+        <w:pBdr>
+          <w:bottom w:val="single" w:sz="12" w:space="1" w:color="auto"/>
+        </w:pBdr>
+      </w:pPr>
+    </w:p>
+    <w:p/>
+    <w:p/>
+    <w:p>
+      <w:r>
+        <w:t xml:space="preserve">In </w:t>
+      </w:r>
+      <w:proofErr w:type="gramStart"/>
+      <w:r>
+        <w:t>fact</w:t>
+      </w:r>
+      <w:proofErr w:type="gramEnd"/>
+      <w:r>
+        <w:t xml:space="preserve"> I remember being very upset that I had to wear brown shoes, which was a kind of upper-class thing and everybody else had black shoes, and...</w:t>
+      </w:r>
+    </w:p>
+    <w:p>
+      <w:r>
+        <w:t>Sorry, brown shoes were upper class?</w:t>
+      </w:r>
+    </w:p>
+    <w:p>
+      <w:r>
+        <w:t>They were rather posh.</w:t>
+      </w:r>
+    </w:p>
+    <w:p>
+      <w:r>
+        <w:t>I see.</w:t>
+      </w:r>
+    </w:p>
+    <w:p>
+      <w:r>
+        <w:t>But black shoes were the rule in all of my fellow pupils and I was so ashamed to have brown shoes.</w:t>
+      </w:r>
+    </w:p>
+    <w:p>
+      <w:pPr>
+        <w:pBdr>
+          <w:bottom w:val="single" w:sz="12" w:space="1" w:color="auto"/>
+        </w:pBdr>
+      </w:pPr>
+    </w:p>
+    <w:p/>
+    <w:p/>
+    <w:p>
+      <w:r>
+        <w:t xml:space="preserve">There was a certain amount of money knocking about there, because he seemed to move from one sort of journey to another, and slightly hypochondriac, but could move about the place quite a lot. And the children were extremely well brought up, those Birrell children. I suppose </w:t>
+      </w:r>
+      <w:r>
+        <w:lastRenderedPageBreak/>
+        <w:t xml:space="preserve">I'm talking about Augustine Birrell's father. Yes, they had of course, now I remember from his biography, little biographical notes which are published, a very good little book actually, and it's a fascinating book. They were brought up in Edinburgh in some considerable style, and of course they went to private tutors, and my grandmother, those two girls could read Greek at about the age of seven or eight; I mean, it was that kind of family. And </w:t>
+      </w:r>
+      <w:proofErr w:type="gramStart"/>
+      <w:r>
+        <w:t>of course</w:t>
+      </w:r>
+      <w:proofErr w:type="gramEnd"/>
+      <w:r>
+        <w:t xml:space="preserve"> their ancestors again had been again ministers, but one of them had been the first moderator of the Church of Scotland, I mean it was a substantial, substantial upper middle- class professional family, with surgeons and doctors and that kind of thing. And one of them must have...because their cousin was John Grey Dilston, who was a cousin of Earl Grey do you see, and Dilston is just outside Newcastle, and my grandmother was brought up largely there in company with very distinguished people like Elizabeth Garrett Anderson and various social reformers.</w:t>
+      </w:r>
+    </w:p>
+    <w:p/>
+    <w:p>
+      <w:pPr>
+        <w:pBdr>
+          <w:bottom w:val="single" w:sz="12" w:space="1" w:color="auto"/>
+        </w:pBdr>
+      </w:pPr>
+    </w:p>
+    <w:p/>
+    <w:p>
+      <w:r>
+        <w:t>So, I thought I would ask you</w:t>
       </w:r>
       <w:r>
         <w:t xml:space="preserve"> </w:t>
       </w:r>
       <w:r>
-        <w:t>the sort of bracket. That's the bracket I think they would like to be put in, so it's probably</w:t>
-      </w:r>
-      <w:r>
-        <w:t xml:space="preserve"> </w:t>
-      </w:r>
-      <w:r>
-        <w:t>reasonably fair. Mummy was very clever, and went to Birmingham University and read</w:t>
-      </w:r>
-      <w:r>
-        <w:t xml:space="preserve"> </w:t>
-      </w:r>
-      <w:r>
-        <w:t>science, which in those days for a woman was fairly unusual</w:t>
-      </w:r>
-    </w:p>
-    <w:p/>
-    <w:p>
-      <w:pPr>
-        <w:pBdr>
-          <w:bottom w:val="single" w:sz="12" w:space="1" w:color="auto"/>
-        </w:pBdr>
-      </w:pPr>
-    </w:p>
-    <w:p/>
-    <w:p/>
-    <w:p>
-      <w:r>
-        <w:t xml:space="preserve">And I like the army. And I like the army because you met people from all different sorts of walks of life, and having been at grammar schools and St. Paul's, I’d had a fairly protected middle class, upper </w:t>
-      </w:r>
-      <w:proofErr w:type="gramStart"/>
-      <w:r>
-        <w:t>middle class</w:t>
-      </w:r>
-      <w:proofErr w:type="gramEnd"/>
-      <w:r>
-        <w:t xml:space="preserve"> life, if you like, surround. And you certainly met people from a whole different range of activities, lives, experiences and classes, and it was a very class divided society in those days, and that was good in itself. And I think that's something-, those who did national service in the 50s had a slight flavour of people who served in the war, not quite the same as fighting day by day, but the comradeship, the coming together, and all of that was very much part of army life and I enjoyed it.</w:t>
-      </w:r>
-    </w:p>
-    <w:p/>
-    <w:p>
-      <w:pPr>
-        <w:pBdr>
-          <w:bottom w:val="single" w:sz="12" w:space="1" w:color="auto"/>
-        </w:pBdr>
-      </w:pPr>
-    </w:p>
-    <w:p/>
-    <w:p/>
-    <w:p>
-      <w:r>
-        <w:t xml:space="preserve">In </w:t>
-      </w:r>
-      <w:proofErr w:type="gramStart"/>
-      <w:r>
-        <w:t>fact</w:t>
-      </w:r>
-      <w:proofErr w:type="gramEnd"/>
-      <w:r>
-        <w:t xml:space="preserve"> I remember being very upset that I had to wear brown shoes, which was a kind</w:t>
-      </w:r>
-      <w:r>
-        <w:t xml:space="preserve"> </w:t>
-      </w:r>
-      <w:r>
-        <w:t>of upper-class thing and everybody else had black shoes, and...</w:t>
-      </w:r>
-    </w:p>
-    <w:p>
-      <w:r>
-        <w:t>Sorry, brown shoes were upper class?</w:t>
-      </w:r>
-    </w:p>
-    <w:p>
-      <w:r>
-        <w:t>They were rather posh.</w:t>
-      </w:r>
-    </w:p>
-    <w:p>
-      <w:r>
-        <w:t>I see.</w:t>
-      </w:r>
-    </w:p>
-    <w:p>
-      <w:r>
-        <w:t>But black shoes were the rule in all of my fellow pupils and I was so ashamed to have brown</w:t>
-      </w:r>
-      <w:r>
-        <w:t xml:space="preserve"> </w:t>
-      </w:r>
-      <w:r>
-        <w:t>shoes.</w:t>
-      </w:r>
-    </w:p>
-    <w:p>
-      <w:pPr>
-        <w:pBdr>
-          <w:bottom w:val="single" w:sz="12" w:space="1" w:color="auto"/>
-        </w:pBdr>
-      </w:pPr>
-    </w:p>
-    <w:p/>
-    <w:p/>
-    <w:p>
-      <w:r>
-        <w:t>There was a certain amount of money knocking about there, because he seemed to move from</w:t>
-      </w:r>
-      <w:r>
-        <w:t xml:space="preserve"> </w:t>
-      </w:r>
-      <w:r>
-        <w:t>one sort of journey to another, and slightly hypochondriac, but could move about the place</w:t>
-      </w:r>
-      <w:r>
-        <w:t xml:space="preserve"> </w:t>
-      </w:r>
-      <w:r>
-        <w:t xml:space="preserve">quite a lot. And the children were extremely well brought up, those </w:t>
-      </w:r>
-      <w:proofErr w:type="spellStart"/>
-      <w:r>
-        <w:t>Birrell</w:t>
-      </w:r>
-      <w:proofErr w:type="spellEnd"/>
-      <w:r>
-        <w:t xml:space="preserve"> children. I</w:t>
-      </w:r>
-      <w:r>
-        <w:t xml:space="preserve"> </w:t>
-      </w:r>
-      <w:r>
-        <w:t xml:space="preserve">suppose </w:t>
-      </w:r>
-      <w:r>
-        <w:lastRenderedPageBreak/>
-        <w:t xml:space="preserve">I'm talking about Augustine </w:t>
-      </w:r>
-      <w:proofErr w:type="spellStart"/>
-      <w:r>
-        <w:t>Birrell's</w:t>
-      </w:r>
-      <w:proofErr w:type="spellEnd"/>
-      <w:r>
-        <w:t xml:space="preserve"> father. Yes, they had of course, now I</w:t>
-      </w:r>
-      <w:r>
-        <w:t xml:space="preserve"> </w:t>
-      </w:r>
-      <w:r>
-        <w:t>remember from his biography, little biographical notes which are published, a very good little</w:t>
-      </w:r>
-      <w:r>
-        <w:t xml:space="preserve"> </w:t>
-      </w:r>
-      <w:r>
-        <w:t>book actually, and it's a fascinating book. They were brought up in Edinburgh in some</w:t>
-      </w:r>
-      <w:r>
-        <w:t xml:space="preserve"> </w:t>
-      </w:r>
-      <w:r>
-        <w:t>considerable style, and of course they went to private tutors, and my grandmother, those two</w:t>
-      </w:r>
-      <w:r>
-        <w:t xml:space="preserve"> </w:t>
-      </w:r>
-      <w:r>
-        <w:t>girls could read Greek at about the age of seven or eight; I mean, it was that kind of family.</w:t>
-      </w:r>
-      <w:r>
-        <w:t xml:space="preserve"> </w:t>
-      </w:r>
-      <w:r>
-        <w:t xml:space="preserve">And </w:t>
-      </w:r>
-      <w:proofErr w:type="gramStart"/>
-      <w:r>
-        <w:t>of course</w:t>
-      </w:r>
-      <w:proofErr w:type="gramEnd"/>
-      <w:r>
-        <w:t xml:space="preserve"> their ancestors again had been again ministers, but one of them had been the</w:t>
-      </w:r>
-      <w:r>
-        <w:t xml:space="preserve"> </w:t>
-      </w:r>
-      <w:r>
-        <w:t>first moderator of the Church of Scotland, I mean it was a substantial, substantial upper</w:t>
-      </w:r>
-      <w:r>
-        <w:t xml:space="preserve"> </w:t>
-      </w:r>
-      <w:r>
-        <w:t>middle-</w:t>
-      </w:r>
-      <w:r>
-        <w:t xml:space="preserve"> </w:t>
-      </w:r>
-      <w:r>
-        <w:t>class professional family, with surgeons and doctors and that kind of thing. And one</w:t>
-      </w:r>
-      <w:r>
-        <w:t xml:space="preserve"> </w:t>
-      </w:r>
-      <w:r>
-        <w:t xml:space="preserve">of them must have...because their cousin was John Grey </w:t>
-      </w:r>
-      <w:proofErr w:type="spellStart"/>
-      <w:r>
-        <w:t>Dilston</w:t>
-      </w:r>
-      <w:proofErr w:type="spellEnd"/>
-      <w:r>
-        <w:t>, who was a cousin of Earl</w:t>
-      </w:r>
-      <w:r>
-        <w:t xml:space="preserve"> </w:t>
-      </w:r>
-      <w:r>
-        <w:t xml:space="preserve">Grey do you see, and </w:t>
-      </w:r>
-      <w:proofErr w:type="spellStart"/>
-      <w:r>
-        <w:t>Dilston</w:t>
-      </w:r>
-      <w:proofErr w:type="spellEnd"/>
-      <w:r>
-        <w:t xml:space="preserve"> is just outside Newcastle, and my grandmother was brought up</w:t>
-      </w:r>
-      <w:r>
-        <w:t xml:space="preserve"> </w:t>
-      </w:r>
-      <w:r>
-        <w:t>largely there in company with very distinguished people like Elizabeth Garrett Anderson and</w:t>
-      </w:r>
-      <w:r>
-        <w:t xml:space="preserve"> </w:t>
-      </w:r>
-      <w:r>
-        <w:t>various social reformers.</w:t>
-      </w:r>
-    </w:p>
-    <w:p/>
-    <w:p>
-      <w:pPr>
-        <w:pBdr>
-          <w:bottom w:val="single" w:sz="12" w:space="1" w:color="auto"/>
-        </w:pBdr>
-      </w:pPr>
-    </w:p>
-    <w:p/>
-    <w:p>
-      <w:r>
-        <w:t>So, I thought I would ask you</w:t>
-      </w:r>
-      <w:r>
-        <w:t xml:space="preserve"> </w:t>
-      </w:r>
-      <w:r>
-        <w:t>something about the sort of financial circumstances</w:t>
-      </w:r>
-      <w:r>
-        <w:t xml:space="preserve"> </w:t>
-      </w:r>
-      <w:r>
-        <w:t>that you were growing up in.</w:t>
-      </w:r>
-    </w:p>
-    <w:p/>
-    <w:p>
-      <w:r>
-        <w:t>Oh, yes. Well as I said we started off when I was small, I remember in Campden Hill Square</w:t>
-      </w:r>
-      <w:r>
-        <w:t xml:space="preserve"> </w:t>
-      </w:r>
-      <w:r>
-        <w:t>as I've described, everything appeared to be set fair so far as I could see for a successful</w:t>
-      </w:r>
-      <w:r>
-        <w:t xml:space="preserve"> </w:t>
-      </w:r>
-      <w:r>
-        <w:t>young lawyer's career, you know, proper upper-middle-class do you see.</w:t>
+        <w:t>something about the sort of financial circumstances that you were growing up in.</w:t>
+      </w:r>
+    </w:p>
+    <w:p/>
+    <w:p>
+      <w:r>
+        <w:t>Oh, yes. Well as I said we started off when I was small, I remember in Campden Hill Square as I've described, everything appeared to be set fair so far as I could see for a successful young lawyer's career, you know, proper upper-middle-class do you see.</w:t>
       </w:r>
     </w:p>
     <w:p/>
@@ -2661,22 +2400,7 @@
     <w:p/>
     <w:p>
       <w:r>
-        <w:t>H</w:t>
-      </w:r>
-      <w:r>
-        <w:t>e then lived the life of a retired gentleman. But he was a City man really, all his days.</w:t>
-      </w:r>
-      <w:r>
-        <w:t xml:space="preserve"> </w:t>
-      </w:r>
-      <w:r>
-        <w:t>Yes, very much the traditional society, I suppose, of a professional family of those days. Plenty of</w:t>
-      </w:r>
-      <w:r>
-        <w:t xml:space="preserve"> </w:t>
-      </w:r>
-      <w:r>
-        <w:t>home help and nannies and things,</w:t>
+        <w:t>He then lived the life of a retired gentleman. But he was a City man really, all his days. Yes, very much the traditional society, I suppose, of a professional family of those days. Plenty of home help and nannies and things,</w:t>
       </w:r>
     </w:p>
     <w:p>
@@ -2720,70 +2444,28 @@
     <w:p/>
     <w:p>
       <w:r>
-        <w:t>Of course, presumably at the time when you were settling yourself a property, it wasn't at such a</w:t>
-      </w:r>
-      <w:r>
-        <w:t xml:space="preserve"> </w:t>
-      </w:r>
-      <w:r>
-        <w:t>ridiculous level?</w:t>
-      </w:r>
-    </w:p>
-    <w:p>
-      <w:r>
-        <w:t>No, it wasn't. It didn't matter, we both had capital, I mean, I had quite a lot of capital, both from my</w:t>
-      </w:r>
-      <w:r>
-        <w:t xml:space="preserve"> </w:t>
-      </w:r>
-      <w:r>
-        <w:t xml:space="preserve">father and my mother's side, and my wife has inherited, from her grandfather, one of the farms in Gloucestershire, and also had some other capital. </w:t>
-      </w:r>
-      <w:proofErr w:type="gramStart"/>
-      <w:r>
-        <w:t>So</w:t>
-      </w:r>
-      <w:proofErr w:type="gramEnd"/>
-      <w:r>
-        <w:t xml:space="preserve"> we have never been short of money. And my</w:t>
-      </w:r>
-      <w:r>
-        <w:t xml:space="preserve"> </w:t>
-      </w:r>
-      <w:r>
-        <w:t>father was always very insistent on that, he said, "If you have some capital, it gives you some freedom,</w:t>
-      </w:r>
-      <w:r>
-        <w:t xml:space="preserve"> </w:t>
-      </w:r>
-      <w:r>
-        <w:t>you're not at the beck and call", and I note that the tax system in this country has been extremely light</w:t>
-      </w:r>
-      <w:r>
-        <w:t xml:space="preserve"> </w:t>
-      </w:r>
-      <w:r>
-        <w:t xml:space="preserve">on capital, I </w:t>
-      </w:r>
-      <w:proofErr w:type="spellStart"/>
-      <w:r>
-        <w:t>mean,if</w:t>
-      </w:r>
-      <w:proofErr w:type="spellEnd"/>
-      <w:r>
-        <w:t xml:space="preserve"> you inherit capital and you look after it, it's been very tough on income, at some</w:t>
-      </w:r>
-      <w:r>
-        <w:t xml:space="preserve"> </w:t>
-      </w:r>
-      <w:r>
-        <w:t>times, but it hasn't really touched the capital very much. So, anyway, I've never been other than</w:t>
-      </w:r>
-      <w:r>
-        <w:t xml:space="preserve"> </w:t>
-      </w:r>
-      <w:r>
-        <w:t xml:space="preserve">comfortably off, and I've never felt I have to, you know, take every penny from my work, etc., </w:t>
+        <w:t>Of course, presumably at the time when you were settling yourself a property, it wasn't at such a ridiculous level?</w:t>
+      </w:r>
+    </w:p>
+    <w:p>
+      <w:r>
+        <w:t xml:space="preserve">No, it wasn't. It didn't matter, we both had capital, I mean, I had quite a lot of capital, both from my father and my mother's side, and my wife has inherited, from her grandfather, one of the farms in Gloucestershire, and also had some other capital. </w:t>
+      </w:r>
+      <w:proofErr w:type="gramStart"/>
+      <w:r>
+        <w:t>So</w:t>
+      </w:r>
+      <w:proofErr w:type="gramEnd"/>
+      <w:r>
+        <w:t xml:space="preserve"> we have never been short of money. And my father was always very insistent on that, he said, "If you have some capital, it gives you some freedom, you're not at the beck and call", and I note that the tax system in this country has been extremely light on capital, I mean,if you inherit capital and you look after it, it's been very tough on income, at some times, but it hasn't really touched the capital very much. So, anyway, I've never been other than comfortably off, and I've never felt I </w:t>
+      </w:r>
+      <w:proofErr w:type="gramStart"/>
+      <w:r>
+        <w:t>have to</w:t>
+      </w:r>
+      <w:proofErr w:type="gramEnd"/>
+      <w:r>
+        <w:t xml:space="preserve">, you know, take every penny from my work, etc., </w:t>
       </w:r>
       <w:proofErr w:type="gramStart"/>
       <w:r>
@@ -2791,10 +2473,7 @@
       </w:r>
       <w:proofErr w:type="gramEnd"/>
       <w:r>
-        <w:t xml:space="preserve"> </w:t>
-      </w:r>
-      <w:r>
-        <w:t>And that's just a bit of luck</w:t>
+        <w:t xml:space="preserve"> And that's just a bit of luck</w:t>
       </w:r>
     </w:p>
     <w:p>
@@ -2823,7 +2502,7 @@
 </file>
 
 <file path=word/styles.xml><?xml version="1.0" encoding="utf-8"?>
-<w:styles xmlns:mc="http://schemas.openxmlformats.org/markup-compatibility/2006" xmlns:r="http://schemas.openxmlformats.org/officeDocument/2006/relationships" xmlns:w="http://schemas.openxmlformats.org/wordprocessingml/2006/main" xmlns:w14="http://schemas.microsoft.com/office/word/2010/wordml" xmlns:w15="http://schemas.microsoft.com/office/word/2012/wordml" xmlns:w16cid="http://schemas.microsoft.com/office/word/2016/wordml/cid" xmlns:w16se="http://schemas.microsoft.com/office/word/2015/wordml/symex" mc:Ignorable="w14 w15 w16se w16cid">
+<w:styles xmlns:mc="http://schemas.openxmlformats.org/markup-compatibility/2006" xmlns:r="http://schemas.openxmlformats.org/officeDocument/2006/relationships" xmlns:w="http://schemas.openxmlformats.org/wordprocessingml/2006/main" xmlns:w14="http://schemas.microsoft.com/office/word/2010/wordml" xmlns:w15="http://schemas.microsoft.com/office/word/2012/wordml" xmlns:w16cex="http://schemas.microsoft.com/office/word/2018/wordml/cex" xmlns:w16cid="http://schemas.microsoft.com/office/word/2016/wordml/cid" xmlns:w16="http://schemas.microsoft.com/office/word/2018/wordml" xmlns:w16du="http://schemas.microsoft.com/office/word/2023/wordml/word16du" xmlns:w16sdtdh="http://schemas.microsoft.com/office/word/2020/wordml/sdtdatahash" xmlns:w16sdtfl="http://schemas.microsoft.com/office/word/2024/wordml/sdtformatlock" xmlns:w16se="http://schemas.microsoft.com/office/word/2015/wordml/symex" mc:Ignorable="w14 w15 w16se w16cid w16 w16cex w16sdtdh w16sdtfl w16du">
   <w:docDefaults>
     <w:rPrDefault>
       <w:rPr>
@@ -2839,7 +2518,7 @@
       </w:pPr>
     </w:pPrDefault>
   </w:docDefaults>
-  <w:latentStyles w:defLockedState="0" w:defUIPriority="99" w:defSemiHidden="0" w:defUnhideWhenUsed="0" w:defQFormat="0" w:count="375">
+  <w:latentStyles w:defLockedState="0" w:defUIPriority="99" w:defSemiHidden="0" w:defUnhideWhenUsed="0" w:defQFormat="0" w:count="376">
     <w:lsdException w:name="Normal" w:uiPriority="0" w:qFormat="1"/>
     <w:lsdException w:name="heading 1" w:uiPriority="9" w:qFormat="1"/>
     <w:lsdException w:name="heading 2" w:semiHidden="1" w:uiPriority="9" w:unhideWhenUsed="1" w:qFormat="1"/>
@@ -3215,6 +2894,7 @@
     <w:lsdException w:name="Smart Hyperlink" w:semiHidden="1" w:unhideWhenUsed="1"/>
     <w:lsdException w:name="Hashtag" w:semiHidden="1" w:unhideWhenUsed="1"/>
     <w:lsdException w:name="Unresolved Mention" w:semiHidden="1" w:unhideWhenUsed="1"/>
+    <w:lsdException w:name="Smart Link" w:semiHidden="1" w:unhideWhenUsed="1"/>
   </w:latentStyles>
   <w:style w:type="paragraph" w:default="1" w:styleId="Normal">
     <w:name w:val="Normal"/>
@@ -3636,6 +3316,23 @@
 </file>
 
 <file path=customXml/item1.xml><?xml version="1.0" encoding="utf-8"?>
+<p:properties xmlns:p="http://schemas.microsoft.com/office/2006/metadata/properties" xmlns:xsi="http://www.w3.org/2001/XMLSchema-instance" xmlns:pc="http://schemas.microsoft.com/office/infopath/2007/PartnerControls">
+  <documentManagement>
+    <_activity xmlns="0cecb498-8be2-4858-809e-0b68e7aad605" xsi:nil="true"/>
+  </documentManagement>
+</p:properties>
+</file>
+
+<file path=customXml/item2.xml><?xml version="1.0" encoding="utf-8"?>
+<?mso-contentType ?>
+<FormTemplates xmlns="http://schemas.microsoft.com/sharepoint/v3/contenttype/forms">
+  <Display>DocumentLibraryForm</Display>
+  <Edit>DocumentLibraryForm</Edit>
+  <New>DocumentLibraryForm</New>
+</FormTemplates>
+</file>
+
+<file path=customXml/item3.xml><?xml version="1.0" encoding="utf-8"?>
 <ct:contentTypeSchema xmlns:ct="http://schemas.microsoft.com/office/2006/metadata/contentType" xmlns:ma="http://schemas.microsoft.com/office/2006/metadata/properties/metaAttributes" ct:_="" ma:_="" ma:contentTypeName="Document" ma:contentTypeID="0x010100B63BB012C9D1B24489D49F4F0C2CE25A" ma:contentTypeVersion="17" ma:contentTypeDescription="Create a new document." ma:contentTypeScope="" ma:versionID="72a319243a730b3ec7616c071187e5b8">
   <xsd:schema xmlns:xsd="http://www.w3.org/2001/XMLSchema" xmlns:xs="http://www.w3.org/2001/XMLSchema" xmlns:p="http://schemas.microsoft.com/office/2006/metadata/properties" xmlns:ns3="b0532637-0502-487b-9754-da6d5bfa02b5" xmlns:ns4="0cecb498-8be2-4858-809e-0b68e7aad605" targetNamespace="http://schemas.microsoft.com/office/2006/metadata/properties" ma:root="true" ma:fieldsID="621c22272987acdd87515f6e2a952b70" ns3:_="" ns4:_="">
     <xsd:import namespace="b0532637-0502-487b-9754-da6d5bfa02b5"/>
@@ -3882,24 +3579,25 @@
 </ct:contentTypeSchema>
 </file>
 
-<file path=customXml/item2.xml><?xml version="1.0" encoding="utf-8"?>
-<?mso-contentType ?>
-<FormTemplates xmlns="http://schemas.microsoft.com/sharepoint/v3/contenttype/forms">
-  <Display>DocumentLibraryForm</Display>
-  <Edit>DocumentLibraryForm</Edit>
-  <New>DocumentLibraryForm</New>
-</FormTemplates>
+<file path=customXml/itemProps1.xml><?xml version="1.0" encoding="utf-8"?>
+<ds:datastoreItem xmlns:ds="http://schemas.openxmlformats.org/officeDocument/2006/customXml" ds:itemID="{D433B02A-2661-497A-9665-1856952A58DC}">
+  <ds:schemaRefs>
+    <ds:schemaRef ds:uri="http://schemas.microsoft.com/office/2006/metadata/properties"/>
+    <ds:schemaRef ds:uri="http://schemas.microsoft.com/office/infopath/2007/PartnerControls"/>
+    <ds:schemaRef ds:uri="0cecb498-8be2-4858-809e-0b68e7aad605"/>
+  </ds:schemaRefs>
+</ds:datastoreItem>
 </file>
 
-<file path=customXml/item3.xml><?xml version="1.0" encoding="utf-8"?>
-<p:properties xmlns:p="http://schemas.microsoft.com/office/2006/metadata/properties" xmlns:xsi="http://www.w3.org/2001/XMLSchema-instance" xmlns:pc="http://schemas.microsoft.com/office/infopath/2007/PartnerControls">
-  <documentManagement>
-    <_activity xmlns="0cecb498-8be2-4858-809e-0b68e7aad605" xsi:nil="true"/>
-  </documentManagement>
-</p:properties>
+<file path=customXml/itemProps2.xml><?xml version="1.0" encoding="utf-8"?>
+<ds:datastoreItem xmlns:ds="http://schemas.openxmlformats.org/officeDocument/2006/customXml" ds:itemID="{0B514D0B-6F44-42F4-B886-F4A26F4EAD77}">
+  <ds:schemaRefs>
+    <ds:schemaRef ds:uri="http://schemas.microsoft.com/sharepoint/v3/contenttype/forms"/>
+  </ds:schemaRefs>
+</ds:datastoreItem>
 </file>
 
-<file path=customXml/itemProps1.xml><?xml version="1.0" encoding="utf-8"?>
+<file path=customXml/itemProps3.xml><?xml version="1.0" encoding="utf-8"?>
 <ds:datastoreItem xmlns:ds="http://schemas.openxmlformats.org/officeDocument/2006/customXml" ds:itemID="{4672679E-861B-412C-82EF-C9678BC7994C}">
   <ds:schemaRefs>
     <ds:schemaRef ds:uri="http://schemas.microsoft.com/office/2006/metadata/contentType"/>
@@ -3916,29 +3614,4 @@
     <ds:schemaRef ds:uri="http://schemas.microsoft.com/internal/obd"/>
   </ds:schemaRefs>
 </ds:datastoreItem>
-</file>
-
-<file path=customXml/itemProps2.xml><?xml version="1.0" encoding="utf-8"?>
-<ds:datastoreItem xmlns:ds="http://schemas.openxmlformats.org/officeDocument/2006/customXml" ds:itemID="{0B514D0B-6F44-42F4-B886-F4A26F4EAD77}">
-  <ds:schemaRefs>
-    <ds:schemaRef ds:uri="http://schemas.microsoft.com/sharepoint/v3/contenttype/forms"/>
-  </ds:schemaRefs>
-</ds:datastoreItem>
-</file>
-
-<file path=customXml/itemProps3.xml><?xml version="1.0" encoding="utf-8"?>
-<ds:datastoreItem xmlns:ds="http://schemas.openxmlformats.org/officeDocument/2006/customXml" ds:itemID="{D433B02A-2661-497A-9665-1856952A58DC}">
-  <ds:schemaRefs>
-    <ds:schemaRef ds:uri="http://schemas.openxmlformats.org/package/2006/metadata/core-properties"/>
-    <ds:schemaRef ds:uri="http://www.w3.org/XML/1998/namespace"/>
-    <ds:schemaRef ds:uri="http://schemas.microsoft.com/office/2006/documentManagement/types"/>
-    <ds:schemaRef ds:uri="http://purl.org/dc/dcmitype/"/>
-    <ds:schemaRef ds:uri="b0532637-0502-487b-9754-da6d5bfa02b5"/>
-    <ds:schemaRef ds:uri="http://purl.org/dc/elements/1.1/"/>
-    <ds:schemaRef ds:uri="http://purl.org/dc/terms/"/>
-    <ds:schemaRef ds:uri="http://schemas.microsoft.com/office/infopath/2007/PartnerControls"/>
-    <ds:schemaRef ds:uri="0cecb498-8be2-4858-809e-0b68e7aad605"/>
-    <ds:schemaRef ds:uri="http://schemas.microsoft.com/office/2006/metadata/properties"/>
-  </ds:schemaRefs>
-</ds:datastoreItem>
 </file>